--- a/_(Bài Tập Tổng Hợp) Kiến Trúc Hệ Điều Hành & Tư Duy Quản Lý File .docx
+++ b/_(Bài Tập Tổng Hợp) Kiến Trúc Hệ Điều Hành & Tư Duy Quản Lý File .docx
@@ -48,6 +48,136 @@
           <w:rtl w:val="0"/>
         </w:rPr>
         <w:t xml:space="preserve">1. MỤC TIÊU</w:t>
+      </w:r>
+    </w:p>
+    <w:p>
+      <w:pPr>
+        <w:numPr>
+          <w:ilvl w:val="0"/>
+          <w:numId w:val="5"/>
+        </w:numPr>
+        <w:spacing w:after="0" w:afterAutospacing="0" w:before="240" w:lineRule="auto"/>
+        <w:ind w:left="720" w:hanging="360"/>
+        <w:rPr>
+          <w:rFonts w:ascii="Times" w:cs="Times" w:eastAsia="Times" w:hAnsi="Times"/>
+        </w:rPr>
+      </w:pPr>
+      <w:r>
+        <w:rPr>
+          <w:rFonts w:ascii="Times" w:cs="Times" w:eastAsia="Times" w:hAnsi="Times"/>
+          <w:rtl w:val="0"/>
+        </w:rPr>
+        <w:t xml:space="preserve">Vận dụng kiến thức Hệ điều hành (Kernel/Shell, quản lý tài nguyên).</w:t>
+      </w:r>
+    </w:p>
+    <w:p>
+      <w:pPr>
+        <w:numPr>
+          <w:ilvl w:val="0"/>
+          <w:numId w:val="5"/>
+        </w:numPr>
+        <w:spacing w:after="0" w:afterAutospacing="0" w:before="0" w:beforeAutospacing="0" w:lineRule="auto"/>
+        <w:ind w:left="720" w:hanging="360"/>
+        <w:rPr>
+          <w:rFonts w:ascii="Times" w:cs="Times" w:eastAsia="Times" w:hAnsi="Times"/>
+        </w:rPr>
+      </w:pPr>
+      <w:r>
+        <w:rPr>
+          <w:rFonts w:ascii="Times" w:cs="Times" w:eastAsia="Times" w:hAnsi="Times"/>
+          <w:rtl w:val="0"/>
+        </w:rPr>
+        <w:t xml:space="preserve">Xử lý cây thư mục, phân biệt ổ C:\ (Hệ thống) và D:\ (Dữ liệu).</w:t>
+      </w:r>
+    </w:p>
+    <w:p>
+      <w:pPr>
+        <w:numPr>
+          <w:ilvl w:val="0"/>
+          <w:numId w:val="5"/>
+        </w:numPr>
+        <w:spacing w:after="0" w:afterAutospacing="0" w:before="0" w:beforeAutospacing="0" w:lineRule="auto"/>
+        <w:ind w:left="720" w:hanging="360"/>
+        <w:rPr>
+          <w:rFonts w:ascii="Times" w:cs="Times" w:eastAsia="Times" w:hAnsi="Times"/>
+        </w:rPr>
+      </w:pPr>
+      <w:r>
+        <w:rPr>
+          <w:rFonts w:ascii="Times" w:cs="Times" w:eastAsia="Times" w:hAnsi="Times"/>
+          <w:rtl w:val="0"/>
+        </w:rPr>
+        <w:t xml:space="preserve">Chuẩn hóa tên file, hiển thị đuôi file và file ẩn.</w:t>
+      </w:r>
+    </w:p>
+    <w:p>
+      <w:pPr>
+        <w:numPr>
+          <w:ilvl w:val="0"/>
+          <w:numId w:val="5"/>
+        </w:numPr>
+        <w:spacing w:after="240" w:before="0" w:beforeAutospacing="0" w:lineRule="auto"/>
+        <w:ind w:left="720" w:hanging="360"/>
+        <w:rPr>
+          <w:rFonts w:ascii="Times" w:cs="Times" w:eastAsia="Times" w:hAnsi="Times"/>
+        </w:rPr>
+      </w:pPr>
+      <w:r>
+        <w:rPr>
+          <w:rFonts w:ascii="Times" w:cs="Times" w:eastAsia="Times" w:hAnsi="Times"/>
+          <w:rtl w:val="0"/>
+        </w:rPr>
+        <w:t xml:space="preserve">Sửa lỗi đường dẫn tuyệt đối (Absolute) thành tương đối (Relative).</w:t>
+      </w:r>
+    </w:p>
+    <w:p>
+      <w:pPr>
+        <w:spacing w:after="240" w:before="240" w:lineRule="auto"/>
+        <w:rPr>
+          <w:rFonts w:ascii="Times" w:cs="Times" w:eastAsia="Times" w:hAnsi="Times"/>
+        </w:rPr>
+      </w:pPr>
+      <w:r>
+        <w:rPr>
+          <w:rFonts w:ascii="Times" w:cs="Times" w:eastAsia="Times" w:hAnsi="Times"/>
+          <w:rtl w:val="0"/>
+        </w:rPr>
+        <w:t xml:space="preserve">2. BỐI CẢNH </w:t>
+      </w:r>
+    </w:p>
+    <w:p>
+      <w:pPr>
+        <w:numPr>
+          <w:ilvl w:val="0"/>
+          <w:numId w:val="8"/>
+        </w:numPr>
+        <w:spacing w:after="240" w:before="240" w:lineRule="auto"/>
+        <w:ind w:left="720" w:hanging="360"/>
+        <w:rPr>
+          <w:rFonts w:ascii="Times" w:cs="Times" w:eastAsia="Times" w:hAnsi="Times"/>
+        </w:rPr>
+      </w:pPr>
+      <w:r>
+        <w:rPr>
+          <w:rFonts w:ascii="Times" w:cs="Times" w:eastAsia="Times" w:hAnsi="Times"/>
+          <w:rtl w:val="0"/>
+        </w:rPr>
+        <w:t xml:space="preserve">Bạn tiếp quản dự án CineBook trên một máy tính hoạt động rất chậm (đơ, lag). Toàn bộ dữ liệu dự án bị vứt lộn xộn ngoài Desktop. Khi chạy thử, website bị lỗi không hiển thị hình ảnh do đường dẫn sai và tên file không tuân thủ bất kỳ chuẩn mực lập trình nào.</w:t>
+      </w:r>
+    </w:p>
+    <w:p>
+      <w:pPr>
+        <w:spacing w:after="240" w:before="240" w:lineRule="auto"/>
+        <w:rPr>
+          <w:rFonts w:ascii="Times" w:cs="Times" w:eastAsia="Times" w:hAnsi="Times"/>
+        </w:rPr>
+      </w:pPr>
+      <w:r>
+        <w:rPr>
+          <w:rFonts w:ascii="Times" w:cs="Times" w:eastAsia="Times" w:hAnsi="Times"/>
+          <w:rtl w:val="0"/>
+        </w:rPr>
+        <w:t xml:space="preserve">3. DỮ LIỆU VÀ TÀI NGUYÊN</w:t>
       </w:r>
     </w:p>
     <w:p>
@@ -67,7 +197,14 @@
           <w:rFonts w:ascii="Times" w:cs="Times" w:eastAsia="Times" w:hAnsi="Times"/>
           <w:rtl w:val="0"/>
         </w:rPr>
-        <w:t xml:space="preserve">Vận dụng kiến thức Hệ điều hành (Kernel/Shell, quản lý tài nguyên).</w:t>
+        <w:t xml:space="preserve">Đường dẫn dự án hiện tại (lỗi): </w:t>
+      </w:r>
+      <w:r>
+        <w:rPr>
+          <w:rFonts w:ascii="Times" w:cs="Times" w:eastAsia="Times" w:hAnsi="Times"/>
+          <w:rtl w:val="0"/>
+        </w:rPr>
+        <w:t xml:space="preserve">C:\Users\Admin\Desktop\Du_an_Cine</w:t>
       </w:r>
     </w:p>
     <w:p>
@@ -87,62 +224,67 @@
           <w:rFonts w:ascii="Times" w:cs="Times" w:eastAsia="Times" w:hAnsi="Times"/>
           <w:rtl w:val="0"/>
         </w:rPr>
-        <w:t xml:space="preserve">Xử lý cây thư mục, phân biệt ổ C:\ (Hệ thống) và D:\ (Dữ liệu).</w:t>
+        <w:t xml:space="preserve">Danh sách file cần xử lý:</w:t>
       </w:r>
     </w:p>
     <w:p>
       <w:pPr>
         <w:numPr>
-          <w:ilvl w:val="0"/>
-          <w:numId w:val="3"/>
+          <w:ilvl w:val="1"/>
+          <w:numId w:val="2"/>
         </w:numPr>
         <w:spacing w:after="0" w:afterAutospacing="0" w:before="0" w:beforeAutospacing="0" w:lineRule="auto"/>
-        <w:ind w:left="720" w:hanging="360"/>
-        <w:rPr>
-          <w:rFonts w:ascii="Times" w:cs="Times" w:eastAsia="Times" w:hAnsi="Times"/>
-        </w:rPr>
-      </w:pPr>
-      <w:r>
-        <w:rPr>
-          <w:rFonts w:ascii="Times" w:cs="Times" w:eastAsia="Times" w:hAnsi="Times"/>
-          <w:rtl w:val="0"/>
-        </w:rPr>
-        <w:t xml:space="preserve">Chuẩn hóa tên file, hiển thị đuôi file và file ẩn.</w:t>
+        <w:ind w:left="1440" w:hanging="360"/>
+        <w:rPr>
+          <w:rFonts w:ascii="Times" w:cs="Times" w:eastAsia="Times" w:hAnsi="Times"/>
+        </w:rPr>
+      </w:pPr>
+      <w:r>
+        <w:rPr>
+          <w:rFonts w:ascii="Times" w:cs="Times" w:eastAsia="Times" w:hAnsi="Times"/>
+          <w:rtl w:val="0"/>
+        </w:rPr>
+        <w:t xml:space="preserve">Dữ liệu Người dùng.txt</w:t>
       </w:r>
     </w:p>
     <w:p>
       <w:pPr>
         <w:numPr>
-          <w:ilvl w:val="0"/>
-          <w:numId w:val="3"/>
+          <w:ilvl w:val="1"/>
+          <w:numId w:val="2"/>
         </w:numPr>
-        <w:spacing w:after="240" w:before="0" w:beforeAutospacing="0" w:lineRule="auto"/>
-        <w:ind w:left="720" w:hanging="360"/>
-        <w:rPr>
-          <w:rFonts w:ascii="Times" w:cs="Times" w:eastAsia="Times" w:hAnsi="Times"/>
-        </w:rPr>
-      </w:pPr>
-      <w:r>
-        <w:rPr>
-          <w:rFonts w:ascii="Times" w:cs="Times" w:eastAsia="Times" w:hAnsi="Times"/>
-          <w:rtl w:val="0"/>
-        </w:rPr>
-        <w:t xml:space="preserve">Sửa lỗi đường dẫn tuyệt đối (Absolute) thành tương đối (Relative).</w:t>
-      </w:r>
-    </w:p>
-    <w:p>
-      <w:pPr>
-        <w:spacing w:after="240" w:before="240" w:lineRule="auto"/>
-        <w:rPr>
-          <w:rFonts w:ascii="Times" w:cs="Times" w:eastAsia="Times" w:hAnsi="Times"/>
-        </w:rPr>
-      </w:pPr>
-      <w:r>
-        <w:rPr>
-          <w:rFonts w:ascii="Times" w:cs="Times" w:eastAsia="Times" w:hAnsi="Times"/>
-          <w:rtl w:val="0"/>
-        </w:rPr>
-        <w:t xml:space="preserve">2. BỐI CẢNH </w:t>
+        <w:spacing w:after="0" w:afterAutospacing="0" w:before="0" w:beforeAutospacing="0" w:lineRule="auto"/>
+        <w:ind w:left="1440" w:hanging="360"/>
+        <w:rPr>
+          <w:rFonts w:ascii="Times" w:cs="Times" w:eastAsia="Times" w:hAnsi="Times"/>
+        </w:rPr>
+      </w:pPr>
+      <w:r>
+        <w:rPr>
+          <w:rFonts w:ascii="Times" w:cs="Times" w:eastAsia="Times" w:hAnsi="Times"/>
+          <w:rtl w:val="0"/>
+        </w:rPr>
+        <w:t xml:space="preserve">header_main_UI.JSX</w:t>
+      </w:r>
+    </w:p>
+    <w:p>
+      <w:pPr>
+        <w:numPr>
+          <w:ilvl w:val="1"/>
+          <w:numId w:val="2"/>
+        </w:numPr>
+        <w:spacing w:after="0" w:afterAutospacing="0" w:before="0" w:beforeAutospacing="0" w:lineRule="auto"/>
+        <w:ind w:left="1440" w:hanging="360"/>
+        <w:rPr>
+          <w:rFonts w:ascii="Times" w:cs="Times" w:eastAsia="Times" w:hAnsi="Times"/>
+        </w:rPr>
+      </w:pPr>
+      <w:r>
+        <w:rPr>
+          <w:rFonts w:ascii="Times" w:cs="Times" w:eastAsia="Times" w:hAnsi="Times"/>
+          <w:rtl w:val="0"/>
+        </w:rPr>
+        <w:t xml:space="preserve">api config.JS</w:t>
       </w:r>
     </w:p>
     <w:p>
@@ -151,40 +293,74 @@
           <w:ilvl w:val="0"/>
           <w:numId w:val="6"/>
         </w:numPr>
-        <w:spacing w:after="240" w:before="240" w:lineRule="auto"/>
-        <w:ind w:left="720" w:hanging="360"/>
-        <w:rPr>
-          <w:rFonts w:ascii="Times" w:cs="Times" w:eastAsia="Times" w:hAnsi="Times"/>
-        </w:rPr>
-      </w:pPr>
-      <w:r>
-        <w:rPr>
-          <w:rFonts w:ascii="Times" w:cs="Times" w:eastAsia="Times" w:hAnsi="Times"/>
-          <w:rtl w:val="0"/>
-        </w:rPr>
-        <w:t xml:space="preserve">Bạn tiếp quản dự án CineBook trên một máy tính hoạt động rất chậm (đơ, lag). Toàn bộ dữ liệu dự án bị vứt lộn xộn ngoài Desktop. Khi chạy thử, website bị lỗi không hiển thị hình ảnh do đường dẫn sai và tên file không tuân thủ bất kỳ chuẩn mực lập trình nào.</w:t>
-      </w:r>
-    </w:p>
-    <w:p>
-      <w:pPr>
-        <w:spacing w:after="240" w:before="240" w:lineRule="auto"/>
-        <w:rPr>
-          <w:rFonts w:ascii="Times" w:cs="Times" w:eastAsia="Times" w:hAnsi="Times"/>
-        </w:rPr>
-      </w:pPr>
-      <w:r>
-        <w:rPr>
-          <w:rFonts w:ascii="Times" w:cs="Times" w:eastAsia="Times" w:hAnsi="Times"/>
-          <w:rtl w:val="0"/>
-        </w:rPr>
-        <w:t xml:space="preserve">3. DỮ LIỆU VÀ TÀI NGUYÊN</w:t>
+        <w:spacing w:after="0" w:afterAutospacing="0" w:before="0" w:beforeAutospacing="0" w:lineRule="auto"/>
+        <w:ind w:left="720" w:hanging="360"/>
+        <w:rPr>
+          <w:rFonts w:ascii="Times" w:cs="Times" w:eastAsia="Times" w:hAnsi="Times"/>
+        </w:rPr>
+      </w:pPr>
+      <w:r>
+        <w:rPr>
+          <w:rFonts w:ascii="Times" w:cs="Times" w:eastAsia="Times" w:hAnsi="Times"/>
+          <w:rtl w:val="0"/>
+        </w:rPr>
+        <w:t xml:space="preserve">Đoạn code gây lỗi (trong file about.html): </w:t>
+      </w:r>
+      <w:r>
+        <w:rPr>
+          <w:rFonts w:ascii="Times" w:cs="Times" w:eastAsia="Times" w:hAnsi="Times"/>
+          <w:rtl w:val="0"/>
+        </w:rPr>
+        <w:t xml:space="preserve">&lt;img src="C:\Users\Admin\Desktop\Du_an_Cine\assets\images\team.jpg"&gt;</w:t>
       </w:r>
     </w:p>
     <w:p>
       <w:pPr>
         <w:numPr>
           <w:ilvl w:val="0"/>
-          <w:numId w:val="2"/>
+          <w:numId w:val="6"/>
+        </w:numPr>
+        <w:spacing w:after="240" w:before="0" w:beforeAutospacing="0" w:lineRule="auto"/>
+        <w:ind w:left="720" w:hanging="360"/>
+        <w:rPr>
+          <w:rFonts w:ascii="Times" w:cs="Times" w:eastAsia="Times" w:hAnsi="Times"/>
+        </w:rPr>
+      </w:pPr>
+      <w:r>
+        <w:rPr>
+          <w:rFonts w:ascii="Times" w:cs="Times" w:eastAsia="Times" w:hAnsi="Times"/>
+          <w:rtl w:val="0"/>
+        </w:rPr>
+        <w:t xml:space="preserve">Đường dẫn file HTML sau khi đã dọn dẹp: </w:t>
+      </w:r>
+      <w:r>
+        <w:rPr>
+          <w:rFonts w:ascii="Times" w:cs="Times" w:eastAsia="Times" w:hAnsi="Times"/>
+          <w:rtl w:val="0"/>
+        </w:rPr>
+        <w:t xml:space="preserve">D:\Work\CineBook_Project\pages\about.html</w:t>
+      </w:r>
+    </w:p>
+    <w:p>
+      <w:pPr>
+        <w:spacing w:after="240" w:before="240" w:lineRule="auto"/>
+        <w:rPr>
+          <w:rFonts w:ascii="Times" w:cs="Times" w:eastAsia="Times" w:hAnsi="Times"/>
+        </w:rPr>
+      </w:pPr>
+      <w:r>
+        <w:rPr>
+          <w:rFonts w:ascii="Times" w:cs="Times" w:eastAsia="Times" w:hAnsi="Times"/>
+          <w:rtl w:val="0"/>
+        </w:rPr>
+        <w:t xml:space="preserve">4. QUY ƯỚC (Yêu cầu áp dụng)</w:t>
+      </w:r>
+    </w:p>
+    <w:p>
+      <w:pPr>
+        <w:numPr>
+          <w:ilvl w:val="0"/>
+          <w:numId w:val="7"/>
         </w:numPr>
         <w:spacing w:after="0" w:afterAutospacing="0" w:before="240" w:lineRule="auto"/>
         <w:ind w:left="720" w:hanging="360"/>
@@ -197,21 +373,28 @@
           <w:rFonts w:ascii="Times" w:cs="Times" w:eastAsia="Times" w:hAnsi="Times"/>
           <w:rtl w:val="0"/>
         </w:rPr>
-        <w:t xml:space="preserve">Đường dẫn dự án hiện tại (lỗi): </w:t>
-      </w:r>
-      <w:r>
-        <w:rPr>
-          <w:rFonts w:ascii="Times" w:cs="Times" w:eastAsia="Times" w:hAnsi="Times"/>
-          <w:rtl w:val="0"/>
-        </w:rPr>
-        <w:t xml:space="preserve">C:\Users\Admin\Desktop\Du_an_Cine</w:t>
+        <w:t xml:space="preserve">Tổ chức thư mục: Bắt buộc di dời toàn bộ dự án sang ổ </w:t>
+      </w:r>
+      <w:r>
+        <w:rPr>
+          <w:rFonts w:ascii="Times" w:cs="Times" w:eastAsia="Times" w:hAnsi="Times"/>
+          <w:rtl w:val="0"/>
+        </w:rPr>
+        <w:t xml:space="preserve">D:\</w:t>
+      </w:r>
+      <w:r>
+        <w:rPr>
+          <w:rFonts w:ascii="Times" w:cs="Times" w:eastAsia="Times" w:hAnsi="Times"/>
+          <w:rtl w:val="0"/>
+        </w:rPr>
+        <w:t xml:space="preserve">, tuân thủ nguyên tắc 4 Trụ Cột và 3 Cấp Thư mục.</w:t>
       </w:r>
     </w:p>
     <w:p>
       <w:pPr>
         <w:numPr>
           <w:ilvl w:val="0"/>
-          <w:numId w:val="2"/>
+          <w:numId w:val="7"/>
         </w:numPr>
         <w:spacing w:after="0" w:afterAutospacing="0" w:before="0" w:beforeAutospacing="0" w:lineRule="auto"/>
         <w:ind w:left="720" w:hanging="360"/>
@@ -224,67 +407,127 @@
           <w:rFonts w:ascii="Times" w:cs="Times" w:eastAsia="Times" w:hAnsi="Times"/>
           <w:rtl w:val="0"/>
         </w:rPr>
-        <w:t xml:space="preserve">Danh sách file cần xử lý:</w:t>
+        <w:t xml:space="preserve">Chuẩn hóa tên file &amp; Đuôi file: Cấu hình hiện đuôi file/file ẩn. Sửa tên file (1) thành </w:t>
+      </w:r>
+      <w:r>
+        <w:rPr>
+          <w:rFonts w:ascii="Times" w:cs="Times" w:eastAsia="Times" w:hAnsi="Times"/>
+          <w:rtl w:val="0"/>
+        </w:rPr>
+        <w:t xml:space="preserve">kebab-case</w:t>
+      </w:r>
+      <w:r>
+        <w:rPr>
+          <w:rFonts w:ascii="Times" w:cs="Times" w:eastAsia="Times" w:hAnsi="Times"/>
+          <w:rtl w:val="0"/>
+        </w:rPr>
+        <w:t xml:space="preserve">, file (2) thành </w:t>
+      </w:r>
+      <w:r>
+        <w:rPr>
+          <w:rFonts w:ascii="Times" w:cs="Times" w:eastAsia="Times" w:hAnsi="Times"/>
+          <w:rtl w:val="0"/>
+        </w:rPr>
+        <w:t xml:space="preserve">PascalCase</w:t>
+      </w:r>
+      <w:r>
+        <w:rPr>
+          <w:rFonts w:ascii="Times" w:cs="Times" w:eastAsia="Times" w:hAnsi="Times"/>
+          <w:rtl w:val="0"/>
+        </w:rPr>
+        <w:t xml:space="preserve">, file (3) thành </w:t>
+      </w:r>
+      <w:r>
+        <w:rPr>
+          <w:rFonts w:ascii="Times" w:cs="Times" w:eastAsia="Times" w:hAnsi="Times"/>
+          <w:rtl w:val="0"/>
+        </w:rPr>
+        <w:t xml:space="preserve">camelCase</w:t>
+      </w:r>
+      <w:r>
+        <w:rPr>
+          <w:rFonts w:ascii="Times" w:cs="Times" w:eastAsia="Times" w:hAnsi="Times"/>
+          <w:rtl w:val="0"/>
+        </w:rPr>
+        <w:t xml:space="preserve"> (đồng bộ đuôi file viết thường).</w:t>
       </w:r>
     </w:p>
     <w:p>
       <w:pPr>
         <w:numPr>
-          <w:ilvl w:val="1"/>
-          <w:numId w:val="1"/>
+          <w:ilvl w:val="0"/>
+          <w:numId w:val="7"/>
         </w:numPr>
-        <w:spacing w:after="0" w:afterAutospacing="0" w:before="0" w:beforeAutospacing="0" w:lineRule="auto"/>
-        <w:ind w:left="1440" w:hanging="360"/>
-        <w:rPr>
-          <w:rFonts w:ascii="Times" w:cs="Times" w:eastAsia="Times" w:hAnsi="Times"/>
-        </w:rPr>
-      </w:pPr>
-      <w:r>
-        <w:rPr>
-          <w:rFonts w:ascii="Times" w:cs="Times" w:eastAsia="Times" w:hAnsi="Times"/>
-          <w:rtl w:val="0"/>
-        </w:rPr>
-        <w:t xml:space="preserve">Dữ liệu Người dùng.txt</w:t>
-      </w:r>
-    </w:p>
-    <w:p>
-      <w:pPr>
-        <w:numPr>
-          <w:ilvl w:val="1"/>
-          <w:numId w:val="1"/>
-        </w:numPr>
-        <w:spacing w:after="0" w:afterAutospacing="0" w:before="0" w:beforeAutospacing="0" w:lineRule="auto"/>
-        <w:ind w:left="1440" w:hanging="360"/>
-        <w:rPr>
-          <w:rFonts w:ascii="Times" w:cs="Times" w:eastAsia="Times" w:hAnsi="Times"/>
-        </w:rPr>
-      </w:pPr>
-      <w:r>
-        <w:rPr>
-          <w:rFonts w:ascii="Times" w:cs="Times" w:eastAsia="Times" w:hAnsi="Times"/>
-          <w:rtl w:val="0"/>
-        </w:rPr>
-        <w:t xml:space="preserve">header_main_UI.JSX</w:t>
-      </w:r>
-    </w:p>
-    <w:p>
-      <w:pPr>
-        <w:numPr>
-          <w:ilvl w:val="1"/>
-          <w:numId w:val="1"/>
-        </w:numPr>
-        <w:spacing w:after="0" w:afterAutospacing="0" w:before="0" w:beforeAutospacing="0" w:lineRule="auto"/>
-        <w:ind w:left="1440" w:hanging="360"/>
-        <w:rPr>
-          <w:rFonts w:ascii="Times" w:cs="Times" w:eastAsia="Times" w:hAnsi="Times"/>
-        </w:rPr>
-      </w:pPr>
-      <w:r>
-        <w:rPr>
-          <w:rFonts w:ascii="Times" w:cs="Times" w:eastAsia="Times" w:hAnsi="Times"/>
-          <w:rtl w:val="0"/>
-        </w:rPr>
-        <w:t xml:space="preserve">api config.JS</w:t>
+        <w:spacing w:after="240" w:before="0" w:beforeAutospacing="0" w:lineRule="auto"/>
+        <w:ind w:left="720" w:hanging="360"/>
+        <w:rPr>
+          <w:rFonts w:ascii="Times" w:cs="Times" w:eastAsia="Times" w:hAnsi="Times"/>
+        </w:rPr>
+      </w:pPr>
+      <w:r>
+        <w:rPr>
+          <w:rFonts w:ascii="Times" w:cs="Times" w:eastAsia="Times" w:hAnsi="Times"/>
+          <w:rtl w:val="0"/>
+        </w:rPr>
+        <w:t xml:space="preserve">Đường dẫn (Path): Sửa mã nguồn HTML thành đường dẫn tương đối (Relative Path), sử dụng ký hiệu </w:t>
+      </w:r>
+      <w:r>
+        <w:rPr>
+          <w:rFonts w:ascii="Times" w:cs="Times" w:eastAsia="Times" w:hAnsi="Times"/>
+          <w:rtl w:val="0"/>
+        </w:rPr>
+        <w:t xml:space="preserve">..</w:t>
+      </w:r>
+      <w:r>
+        <w:rPr>
+          <w:rFonts w:ascii="Times" w:cs="Times" w:eastAsia="Times" w:hAnsi="Times"/>
+          <w:rtl w:val="0"/>
+        </w:rPr>
+        <w:t xml:space="preserve"> để trỏ chính xác đến ảnh </w:t>
+      </w:r>
+      <w:r>
+        <w:rPr>
+          <w:rFonts w:ascii="Times" w:cs="Times" w:eastAsia="Times" w:hAnsi="Times"/>
+          <w:rtl w:val="0"/>
+        </w:rPr>
+        <w:t xml:space="preserve">team.jpg</w:t>
+      </w:r>
+      <w:r>
+        <w:rPr>
+          <w:rFonts w:ascii="Times" w:cs="Times" w:eastAsia="Times" w:hAnsi="Times"/>
+          <w:rtl w:val="0"/>
+        </w:rPr>
+        <w:t xml:space="preserve">.</w:t>
+      </w:r>
+    </w:p>
+    <w:p>
+      <w:pPr>
+        <w:spacing w:after="240" w:before="240" w:lineRule="auto"/>
+        <w:rPr>
+          <w:rFonts w:ascii="Times" w:cs="Times" w:eastAsia="Times" w:hAnsi="Times"/>
+        </w:rPr>
+      </w:pPr>
+      <w:r>
+        <w:rPr>
+          <w:rFonts w:ascii="Times" w:cs="Times" w:eastAsia="Times" w:hAnsi="Times"/>
+          <w:rtl w:val="0"/>
+        </w:rPr>
+        <w:t xml:space="preserve">5. YÊU CẦU ĐẦU RA</w:t>
+      </w:r>
+    </w:p>
+    <w:p>
+      <w:pPr>
+        <w:spacing w:after="240" w:before="240" w:lineRule="auto"/>
+        <w:rPr>
+          <w:rFonts w:ascii="Times" w:cs="Times" w:eastAsia="Times" w:hAnsi="Times"/>
+        </w:rPr>
+      </w:pPr>
+      <w:r>
+        <w:rPr>
+          <w:rFonts w:ascii="Times" w:cs="Times" w:eastAsia="Times" w:hAnsi="Times"/>
+          <w:rtl w:val="0"/>
+        </w:rPr>
+        <w:t xml:space="preserve">Phần 1: Lý thuyết</w:t>
       </w:r>
     </w:p>
     <w:p>
@@ -293,25 +536,18 @@
           <w:ilvl w:val="0"/>
           <w:numId w:val="4"/>
         </w:numPr>
-        <w:spacing w:after="0" w:afterAutospacing="0" w:before="0" w:beforeAutospacing="0" w:lineRule="auto"/>
-        <w:ind w:left="720" w:hanging="360"/>
-        <w:rPr>
-          <w:rFonts w:ascii="Times" w:cs="Times" w:eastAsia="Times" w:hAnsi="Times"/>
-        </w:rPr>
-      </w:pPr>
-      <w:r>
-        <w:rPr>
-          <w:rFonts w:ascii="Times" w:cs="Times" w:eastAsia="Times" w:hAnsi="Times"/>
-          <w:rtl w:val="0"/>
-        </w:rPr>
-        <w:t xml:space="preserve">Đoạn code gây lỗi (trong file about.html): </w:t>
-      </w:r>
-      <w:r>
-        <w:rPr>
-          <w:rFonts w:ascii="Times" w:cs="Times" w:eastAsia="Times" w:hAnsi="Times"/>
-          <w:rtl w:val="0"/>
-        </w:rPr>
-        <w:t xml:space="preserve">&lt;img src="C:\Users\Admin\Desktop\Du_an_Cine\assets\images\team.jpg"&gt;</w:t>
+        <w:spacing w:after="0" w:afterAutospacing="0" w:before="240" w:lineRule="auto"/>
+        <w:ind w:left="720" w:hanging="360"/>
+        <w:rPr>
+          <w:rFonts w:ascii="Times" w:cs="Times" w:eastAsia="Times" w:hAnsi="Times"/>
+        </w:rPr>
+      </w:pPr>
+      <w:r>
+        <w:rPr>
+          <w:rFonts w:ascii="Times" w:cs="Times" w:eastAsia="Times" w:hAnsi="Times"/>
+          <w:rtl w:val="0"/>
+        </w:rPr>
+        <w:t xml:space="preserve">Giải thích vai trò Kernel/Shell và cách xử lý khi máy treo.</w:t>
       </w:r>
     </w:p>
     <w:p>
@@ -331,14 +567,7 @@
           <w:rFonts w:ascii="Times" w:cs="Times" w:eastAsia="Times" w:hAnsi="Times"/>
           <w:rtl w:val="0"/>
         </w:rPr>
-        <w:t xml:space="preserve">Đường dẫn file HTML sau khi đã dọn dẹp: </w:t>
-      </w:r>
-      <w:r>
-        <w:rPr>
-          <w:rFonts w:ascii="Times" w:cs="Times" w:eastAsia="Times" w:hAnsi="Times"/>
-          <w:rtl w:val="0"/>
-        </w:rPr>
-        <w:t xml:space="preserve">D:\Work\CineBook_Project\pages\about.html</w:t>
+        <w:t xml:space="preserve">Nêu rủi ro khi lưu dữ liệu ở ổ C và lý do Absolute Path gây lỗi 404.</w:t>
       </w:r>
     </w:p>
     <w:p>
@@ -353,14 +582,14 @@
           <w:rFonts w:ascii="Times" w:cs="Times" w:eastAsia="Times" w:hAnsi="Times"/>
           <w:rtl w:val="0"/>
         </w:rPr>
-        <w:t xml:space="preserve">4. QUY ƯỚC (Yêu cầu áp dụng)</w:t>
+        <w:t xml:space="preserve">Phần 2: Thực hành</w:t>
       </w:r>
     </w:p>
     <w:p>
       <w:pPr>
         <w:numPr>
           <w:ilvl w:val="0"/>
-          <w:numId w:val="5"/>
+          <w:numId w:val="1"/>
         </w:numPr>
         <w:spacing w:after="0" w:afterAutospacing="0" w:before="240" w:lineRule="auto"/>
         <w:ind w:left="720" w:hanging="360"/>
@@ -373,11 +602,11 @@
           <w:rFonts w:ascii="Times" w:cs="Times" w:eastAsia="Times" w:hAnsi="Times"/>
           <w:rtl w:val="0"/>
         </w:rPr>
-        <w:t xml:space="preserve">Tổ chức thư mục: Bắt buộc di dời toàn bộ dự án sang ổ </w:t>
-      </w:r>
-      <w:r>
-        <w:rPr>
-          <w:rFonts w:ascii="Times" w:cs="Times" w:eastAsia="Times" w:hAnsi="Times"/>
+        <w:t xml:space="preserve">Tổ chức thư mục: Viết lại cây thư mục mới tại ổ </w:t>
+      </w:r>
+      <w:r>
+        <w:rPr>
+          <w:rFonts w:ascii="Roboto Mono" w:cs="Roboto Mono" w:eastAsia="Roboto Mono" w:hAnsi="Roboto Mono"/>
           <w:rtl w:val="0"/>
         </w:rPr>
         <w:t xml:space="preserve">D:\</w:t>
@@ -387,14 +616,14 @@
           <w:rFonts w:ascii="Times" w:cs="Times" w:eastAsia="Times" w:hAnsi="Times"/>
           <w:rtl w:val="0"/>
         </w:rPr>
-        <w:t xml:space="preserve">, tuân thủ nguyên tắc 4 Trụ Cột và 3 Cấp Thư mục.</w:t>
+        <w:t xml:space="preserve"> (chuẩn 4 Trụ Cột, 3 Cấp).</w:t>
       </w:r>
     </w:p>
     <w:p>
       <w:pPr>
         <w:numPr>
           <w:ilvl w:val="0"/>
-          <w:numId w:val="5"/>
+          <w:numId w:val="1"/>
         </w:numPr>
         <w:spacing w:after="0" w:afterAutospacing="0" w:before="0" w:beforeAutospacing="0" w:lineRule="auto"/>
         <w:ind w:left="720" w:hanging="360"/>
@@ -407,11 +636,11 @@
           <w:rFonts w:ascii="Times" w:cs="Times" w:eastAsia="Times" w:hAnsi="Times"/>
           <w:rtl w:val="0"/>
         </w:rPr>
-        <w:t xml:space="preserve">Chuẩn hóa tên file &amp; Đuôi file: Cấu hình hiện đuôi file/file ẩn. Sửa tên file (1) thành </w:t>
-      </w:r>
-      <w:r>
-        <w:rPr>
-          <w:rFonts w:ascii="Times" w:cs="Times" w:eastAsia="Times" w:hAnsi="Times"/>
+        <w:t xml:space="preserve">Đổi tên file: Sửa tên 3 file chuẩn xác (</w:t>
+      </w:r>
+      <w:r>
+        <w:rPr>
+          <w:rFonts w:ascii="Roboto Mono" w:cs="Roboto Mono" w:eastAsia="Roboto Mono" w:hAnsi="Roboto Mono"/>
           <w:rtl w:val="0"/>
         </w:rPr>
         <w:t xml:space="preserve">kebab-case</w:t>
@@ -421,11 +650,11 @@
           <w:rFonts w:ascii="Times" w:cs="Times" w:eastAsia="Times" w:hAnsi="Times"/>
           <w:rtl w:val="0"/>
         </w:rPr>
-        <w:t xml:space="preserve">, file (2) thành </w:t>
-      </w:r>
-      <w:r>
-        <w:rPr>
-          <w:rFonts w:ascii="Times" w:cs="Times" w:eastAsia="Times" w:hAnsi="Times"/>
+        <w:t xml:space="preserve">, </w:t>
+      </w:r>
+      <w:r>
+        <w:rPr>
+          <w:rFonts w:ascii="Roboto Mono" w:cs="Roboto Mono" w:eastAsia="Roboto Mono" w:hAnsi="Roboto Mono"/>
           <w:rtl w:val="0"/>
         </w:rPr>
         <w:t xml:space="preserve">PascalCase</w:t>
@@ -435,11 +664,11 @@
           <w:rFonts w:ascii="Times" w:cs="Times" w:eastAsia="Times" w:hAnsi="Times"/>
           <w:rtl w:val="0"/>
         </w:rPr>
-        <w:t xml:space="preserve">, file (3) thành </w:t>
-      </w:r>
-      <w:r>
-        <w:rPr>
-          <w:rFonts w:ascii="Times" w:cs="Times" w:eastAsia="Times" w:hAnsi="Times"/>
+        <w:t xml:space="preserve">, </w:t>
+      </w:r>
+      <w:r>
+        <w:rPr>
+          <w:rFonts w:ascii="Roboto Mono" w:cs="Roboto Mono" w:eastAsia="Roboto Mono" w:hAnsi="Roboto Mono"/>
           <w:rtl w:val="0"/>
         </w:rPr>
         <w:t xml:space="preserve">camelCase</w:t>
@@ -449,14 +678,14 @@
           <w:rFonts w:ascii="Times" w:cs="Times" w:eastAsia="Times" w:hAnsi="Times"/>
           <w:rtl w:val="0"/>
         </w:rPr>
-        <w:t xml:space="preserve"> (đồng bộ đuôi file viết thường).</w:t>
+        <w:t xml:space="preserve">) và viết thường đuôi file.</w:t>
       </w:r>
     </w:p>
     <w:p>
       <w:pPr>
         <w:numPr>
           <w:ilvl w:val="0"/>
-          <w:numId w:val="5"/>
+          <w:numId w:val="1"/>
         </w:numPr>
         <w:spacing w:after="240" w:before="0" w:beforeAutospacing="0" w:lineRule="auto"/>
         <w:ind w:left="720" w:hanging="360"/>
@@ -469,11 +698,11 @@
           <w:rFonts w:ascii="Times" w:cs="Times" w:eastAsia="Times" w:hAnsi="Times"/>
           <w:rtl w:val="0"/>
         </w:rPr>
-        <w:t xml:space="preserve">Đường dẫn (Path): Sửa mã nguồn HTML thành đường dẫn tương đối (Relative Path), sử dụng ký hiệu </w:t>
-      </w:r>
-      <w:r>
-        <w:rPr>
-          <w:rFonts w:ascii="Times" w:cs="Times" w:eastAsia="Times" w:hAnsi="Times"/>
+        <w:t xml:space="preserve">Sửa code: Chuyển đường dẫn ảnh trong HTML sang Relative Path (dùng </w:t>
+      </w:r>
+      <w:r>
+        <w:rPr>
+          <w:rFonts w:ascii="Roboto Mono" w:cs="Roboto Mono" w:eastAsia="Roboto Mono" w:hAnsi="Roboto Mono"/>
           <w:rtl w:val="0"/>
         </w:rPr>
         <w:t xml:space="preserve">..</w:t>
@@ -483,21 +712,21 @@
           <w:rFonts w:ascii="Times" w:cs="Times" w:eastAsia="Times" w:hAnsi="Times"/>
           <w:rtl w:val="0"/>
         </w:rPr>
-        <w:t xml:space="preserve"> để trỏ chính xác đến ảnh </w:t>
-      </w:r>
-      <w:r>
-        <w:rPr>
-          <w:rFonts w:ascii="Times" w:cs="Times" w:eastAsia="Times" w:hAnsi="Times"/>
-          <w:rtl w:val="0"/>
-        </w:rPr>
-        <w:t xml:space="preserve">team.jpg</w:t>
-      </w:r>
-      <w:r>
-        <w:rPr>
-          <w:rFonts w:ascii="Times" w:cs="Times" w:eastAsia="Times" w:hAnsi="Times"/>
-          <w:rtl w:val="0"/>
-        </w:rPr>
-        <w:t xml:space="preserve">.</w:t>
+        <w:t xml:space="preserve">).</w:t>
+      </w:r>
+    </w:p>
+    <w:p>
+      <w:pPr>
+        <w:spacing w:after="240" w:before="240" w:lineRule="auto"/>
+        <w:ind w:left="0" w:firstLine="0"/>
+        <w:rPr>
+          <w:rFonts w:ascii="Times" w:cs="Times" w:eastAsia="Times" w:hAnsi="Times"/>
+        </w:rPr>
+      </w:pPr>
+      <w:r>
+        <w:rPr>
+          <w:rtl w:val="0"/>
+        </w:rPr>
       </w:r>
     </w:p>
     <w:p>
@@ -524,8 +753,8 @@
   <w:abstractNum w:abstractNumId="1">
     <w:lvl w:ilvl="0">
       <w:start w:val="1"/>
-      <w:numFmt w:val="bullet"/>
-      <w:lvlText w:val="●"/>
+      <w:numFmt w:val="decimal"/>
+      <w:lvlText w:val="%1."/>
       <w:lvlJc w:val="left"/>
       <w:pPr>
         <w:ind w:left="720" w:hanging="360"/>
@@ -536,32 +765,32 @@
     </w:lvl>
     <w:lvl w:ilvl="1">
       <w:start w:val="1"/>
+      <w:numFmt w:val="lowerLetter"/>
+      <w:lvlText w:val="%2."/>
+      <w:lvlJc w:val="left"/>
+      <w:pPr>
+        <w:ind w:left="1440" w:hanging="360"/>
+      </w:pPr>
+      <w:rPr>
+        <w:u w:val="none"/>
+      </w:rPr>
+    </w:lvl>
+    <w:lvl w:ilvl="2">
+      <w:start w:val="1"/>
+      <w:numFmt w:val="lowerRoman"/>
+      <w:lvlText w:val="%3."/>
+      <w:lvlJc w:val="left"/>
+      <w:pPr>
+        <w:ind w:left="2160" w:hanging="360"/>
+      </w:pPr>
+      <w:rPr>
+        <w:u w:val="none"/>
+      </w:rPr>
+    </w:lvl>
+    <w:lvl w:ilvl="3">
+      <w:start w:val="1"/>
       <w:numFmt w:val="decimal"/>
-      <w:lvlText w:val="%2."/>
-      <w:lvlJc w:val="left"/>
-      <w:pPr>
-        <w:ind w:left="1440" w:hanging="360"/>
-      </w:pPr>
-      <w:rPr>
-        <w:u w:val="none"/>
-      </w:rPr>
-    </w:lvl>
-    <w:lvl w:ilvl="2">
-      <w:start w:val="1"/>
-      <w:numFmt w:val="bullet"/>
-      <w:lvlText w:val="■"/>
-      <w:lvlJc w:val="left"/>
-      <w:pPr>
-        <w:ind w:left="2160" w:hanging="360"/>
-      </w:pPr>
-      <w:rPr>
-        <w:u w:val="none"/>
-      </w:rPr>
-    </w:lvl>
-    <w:lvl w:ilvl="3">
-      <w:start w:val="1"/>
-      <w:numFmt w:val="bullet"/>
-      <w:lvlText w:val="●"/>
+      <w:lvlText w:val="%4."/>
       <w:lvlJc w:val="left"/>
       <w:pPr>
         <w:ind w:left="2880" w:hanging="360"/>
@@ -572,8 +801,8 @@
     </w:lvl>
     <w:lvl w:ilvl="4">
       <w:start w:val="1"/>
-      <w:numFmt w:val="bullet"/>
-      <w:lvlText w:val="○"/>
+      <w:numFmt w:val="lowerLetter"/>
+      <w:lvlText w:val="%5."/>
       <w:lvlJc w:val="left"/>
       <w:pPr>
         <w:ind w:left="3600" w:hanging="360"/>
@@ -584,8 +813,8 @@
     </w:lvl>
     <w:lvl w:ilvl="5">
       <w:start w:val="1"/>
-      <w:numFmt w:val="bullet"/>
-      <w:lvlText w:val="■"/>
+      <w:numFmt w:val="lowerRoman"/>
+      <w:lvlText w:val="%6."/>
       <w:lvlJc w:val="left"/>
       <w:pPr>
         <w:ind w:left="4320" w:hanging="360"/>
@@ -596,8 +825,8 @@
     </w:lvl>
     <w:lvl w:ilvl="6">
       <w:start w:val="1"/>
-      <w:numFmt w:val="bullet"/>
-      <w:lvlText w:val="●"/>
+      <w:numFmt w:val="decimal"/>
+      <w:lvlText w:val="%7."/>
       <w:lvlJc w:val="left"/>
       <w:pPr>
         <w:ind w:left="5040" w:hanging="360"/>
@@ -608,8 +837,8 @@
     </w:lvl>
     <w:lvl w:ilvl="7">
       <w:start w:val="1"/>
-      <w:numFmt w:val="bullet"/>
-      <w:lvlText w:val="○"/>
+      <w:numFmt w:val="lowerLetter"/>
+      <w:lvlText w:val="%8."/>
       <w:lvlJc w:val="left"/>
       <w:pPr>
         <w:ind w:left="5760" w:hanging="360"/>
@@ -620,8 +849,8 @@
     </w:lvl>
     <w:lvl w:ilvl="8">
       <w:start w:val="1"/>
-      <w:numFmt w:val="bullet"/>
-      <w:lvlText w:val="■"/>
+      <w:numFmt w:val="lowerRoman"/>
+      <w:lvlText w:val="%9."/>
       <w:lvlJc w:val="left"/>
       <w:pPr>
         <w:ind w:left="6480" w:hanging="360"/>
@@ -635,7 +864,7 @@
     <w:lvl w:ilvl="0">
       <w:start w:val="1"/>
       <w:numFmt w:val="bullet"/>
-      <w:lvlText w:val="-"/>
+      <w:lvlText w:val="●"/>
       <w:lvlJc w:val="left"/>
       <w:pPr>
         <w:ind w:left="720" w:hanging="360"/>
@@ -646,8 +875,8 @@
     </w:lvl>
     <w:lvl w:ilvl="1">
       <w:start w:val="1"/>
-      <w:numFmt w:val="bullet"/>
-      <w:lvlText w:val="-"/>
+      <w:numFmt w:val="decimal"/>
+      <w:lvlText w:val="%2."/>
       <w:lvlJc w:val="left"/>
       <w:pPr>
         <w:ind w:left="1440" w:hanging="360"/>
@@ -659,7 +888,7 @@
     <w:lvl w:ilvl="2">
       <w:start w:val="1"/>
       <w:numFmt w:val="bullet"/>
-      <w:lvlText w:val="-"/>
+      <w:lvlText w:val="■"/>
       <w:lvlJc w:val="left"/>
       <w:pPr>
         <w:ind w:left="2160" w:hanging="360"/>
@@ -671,7 +900,7 @@
     <w:lvl w:ilvl="3">
       <w:start w:val="1"/>
       <w:numFmt w:val="bullet"/>
-      <w:lvlText w:val="-"/>
+      <w:lvlText w:val="●"/>
       <w:lvlJc w:val="left"/>
       <w:pPr>
         <w:ind w:left="2880" w:hanging="360"/>
@@ -683,7 +912,7 @@
     <w:lvl w:ilvl="4">
       <w:start w:val="1"/>
       <w:numFmt w:val="bullet"/>
-      <w:lvlText w:val="-"/>
+      <w:lvlText w:val="○"/>
       <w:lvlJc w:val="left"/>
       <w:pPr>
         <w:ind w:left="3600" w:hanging="360"/>
@@ -695,7 +924,7 @@
     <w:lvl w:ilvl="5">
       <w:start w:val="1"/>
       <w:numFmt w:val="bullet"/>
-      <w:lvlText w:val="-"/>
+      <w:lvlText w:val="■"/>
       <w:lvlJc w:val="left"/>
       <w:pPr>
         <w:ind w:left="4320" w:hanging="360"/>
@@ -707,7 +936,7 @@
     <w:lvl w:ilvl="6">
       <w:start w:val="1"/>
       <w:numFmt w:val="bullet"/>
-      <w:lvlText w:val="-"/>
+      <w:lvlText w:val="●"/>
       <w:lvlJc w:val="left"/>
       <w:pPr>
         <w:ind w:left="5040" w:hanging="360"/>
@@ -719,7 +948,7 @@
     <w:lvl w:ilvl="7">
       <w:start w:val="1"/>
       <w:numFmt w:val="bullet"/>
-      <w:lvlText w:val="-"/>
+      <w:lvlText w:val="○"/>
       <w:lvlJc w:val="left"/>
       <w:pPr>
         <w:ind w:left="5760" w:hanging="360"/>
@@ -731,7 +960,7 @@
     <w:lvl w:ilvl="8">
       <w:start w:val="1"/>
       <w:numFmt w:val="bullet"/>
-      <w:lvlText w:val="-"/>
+      <w:lvlText w:val="■"/>
       <w:lvlJc w:val="left"/>
       <w:pPr>
         <w:ind w:left="6480" w:hanging="360"/>
@@ -854,8 +1083,8 @@
   <w:abstractNum w:abstractNumId="4">
     <w:lvl w:ilvl="0">
       <w:start w:val="1"/>
-      <w:numFmt w:val="bullet"/>
-      <w:lvlText w:val="-"/>
+      <w:numFmt w:val="decimal"/>
+      <w:lvlText w:val="%1."/>
       <w:lvlJc w:val="left"/>
       <w:pPr>
         <w:ind w:left="720" w:hanging="360"/>
@@ -866,8 +1095,8 @@
     </w:lvl>
     <w:lvl w:ilvl="1">
       <w:start w:val="1"/>
-      <w:numFmt w:val="bullet"/>
-      <w:lvlText w:val="-"/>
+      <w:numFmt w:val="lowerLetter"/>
+      <w:lvlText w:val="%2."/>
       <w:lvlJc w:val="left"/>
       <w:pPr>
         <w:ind w:left="1440" w:hanging="360"/>
@@ -878,8 +1107,8 @@
     </w:lvl>
     <w:lvl w:ilvl="2">
       <w:start w:val="1"/>
-      <w:numFmt w:val="bullet"/>
-      <w:lvlText w:val="-"/>
+      <w:numFmt w:val="lowerRoman"/>
+      <w:lvlText w:val="%3."/>
       <w:lvlJc w:val="left"/>
       <w:pPr>
         <w:ind w:left="2160" w:hanging="360"/>
@@ -890,8 +1119,8 @@
     </w:lvl>
     <w:lvl w:ilvl="3">
       <w:start w:val="1"/>
-      <w:numFmt w:val="bullet"/>
-      <w:lvlText w:val="-"/>
+      <w:numFmt w:val="decimal"/>
+      <w:lvlText w:val="%4."/>
       <w:lvlJc w:val="left"/>
       <w:pPr>
         <w:ind w:left="2880" w:hanging="360"/>
@@ -902,8 +1131,8 @@
     </w:lvl>
     <w:lvl w:ilvl="4">
       <w:start w:val="1"/>
-      <w:numFmt w:val="bullet"/>
-      <w:lvlText w:val="-"/>
+      <w:numFmt w:val="lowerLetter"/>
+      <w:lvlText w:val="%5."/>
       <w:lvlJc w:val="left"/>
       <w:pPr>
         <w:ind w:left="3600" w:hanging="360"/>
@@ -914,8 +1143,8 @@
     </w:lvl>
     <w:lvl w:ilvl="5">
       <w:start w:val="1"/>
-      <w:numFmt w:val="bullet"/>
-      <w:lvlText w:val="-"/>
+      <w:numFmt w:val="lowerRoman"/>
+      <w:lvlText w:val="%6."/>
       <w:lvlJc w:val="left"/>
       <w:pPr>
         <w:ind w:left="4320" w:hanging="360"/>
@@ -926,8 +1155,8 @@
     </w:lvl>
     <w:lvl w:ilvl="6">
       <w:start w:val="1"/>
-      <w:numFmt w:val="bullet"/>
-      <w:lvlText w:val="-"/>
+      <w:numFmt w:val="decimal"/>
+      <w:lvlText w:val="%7."/>
       <w:lvlJc w:val="left"/>
       <w:pPr>
         <w:ind w:left="5040" w:hanging="360"/>
@@ -938,8 +1167,8 @@
     </w:lvl>
     <w:lvl w:ilvl="7">
       <w:start w:val="1"/>
-      <w:numFmt w:val="bullet"/>
-      <w:lvlText w:val="-"/>
+      <w:numFmt w:val="lowerLetter"/>
+      <w:lvlText w:val="%8."/>
       <w:lvlJc w:val="left"/>
       <w:pPr>
         <w:ind w:left="5760" w:hanging="360"/>
@@ -950,8 +1179,8 @@
     </w:lvl>
     <w:lvl w:ilvl="8">
       <w:start w:val="1"/>
-      <w:numFmt w:val="bullet"/>
-      <w:lvlText w:val="-"/>
+      <w:numFmt w:val="lowerRoman"/>
+      <w:lvlText w:val="%9."/>
       <w:lvlJc w:val="left"/>
       <w:pPr>
         <w:ind w:left="6480" w:hanging="360"/>
@@ -1072,6 +1301,226 @@
     </w:lvl>
   </w:abstractNum>
   <w:abstractNum w:abstractNumId="6">
+    <w:lvl w:ilvl="0">
+      <w:start w:val="1"/>
+      <w:numFmt w:val="bullet"/>
+      <w:lvlText w:val="-"/>
+      <w:lvlJc w:val="left"/>
+      <w:pPr>
+        <w:ind w:left="720" w:hanging="360"/>
+      </w:pPr>
+      <w:rPr>
+        <w:u w:val="none"/>
+      </w:rPr>
+    </w:lvl>
+    <w:lvl w:ilvl="1">
+      <w:start w:val="1"/>
+      <w:numFmt w:val="bullet"/>
+      <w:lvlText w:val="-"/>
+      <w:lvlJc w:val="left"/>
+      <w:pPr>
+        <w:ind w:left="1440" w:hanging="360"/>
+      </w:pPr>
+      <w:rPr>
+        <w:u w:val="none"/>
+      </w:rPr>
+    </w:lvl>
+    <w:lvl w:ilvl="2">
+      <w:start w:val="1"/>
+      <w:numFmt w:val="bullet"/>
+      <w:lvlText w:val="-"/>
+      <w:lvlJc w:val="left"/>
+      <w:pPr>
+        <w:ind w:left="2160" w:hanging="360"/>
+      </w:pPr>
+      <w:rPr>
+        <w:u w:val="none"/>
+      </w:rPr>
+    </w:lvl>
+    <w:lvl w:ilvl="3">
+      <w:start w:val="1"/>
+      <w:numFmt w:val="bullet"/>
+      <w:lvlText w:val="-"/>
+      <w:lvlJc w:val="left"/>
+      <w:pPr>
+        <w:ind w:left="2880" w:hanging="360"/>
+      </w:pPr>
+      <w:rPr>
+        <w:u w:val="none"/>
+      </w:rPr>
+    </w:lvl>
+    <w:lvl w:ilvl="4">
+      <w:start w:val="1"/>
+      <w:numFmt w:val="bullet"/>
+      <w:lvlText w:val="-"/>
+      <w:lvlJc w:val="left"/>
+      <w:pPr>
+        <w:ind w:left="3600" w:hanging="360"/>
+      </w:pPr>
+      <w:rPr>
+        <w:u w:val="none"/>
+      </w:rPr>
+    </w:lvl>
+    <w:lvl w:ilvl="5">
+      <w:start w:val="1"/>
+      <w:numFmt w:val="bullet"/>
+      <w:lvlText w:val="-"/>
+      <w:lvlJc w:val="left"/>
+      <w:pPr>
+        <w:ind w:left="4320" w:hanging="360"/>
+      </w:pPr>
+      <w:rPr>
+        <w:u w:val="none"/>
+      </w:rPr>
+    </w:lvl>
+    <w:lvl w:ilvl="6">
+      <w:start w:val="1"/>
+      <w:numFmt w:val="bullet"/>
+      <w:lvlText w:val="-"/>
+      <w:lvlJc w:val="left"/>
+      <w:pPr>
+        <w:ind w:left="5040" w:hanging="360"/>
+      </w:pPr>
+      <w:rPr>
+        <w:u w:val="none"/>
+      </w:rPr>
+    </w:lvl>
+    <w:lvl w:ilvl="7">
+      <w:start w:val="1"/>
+      <w:numFmt w:val="bullet"/>
+      <w:lvlText w:val="-"/>
+      <w:lvlJc w:val="left"/>
+      <w:pPr>
+        <w:ind w:left="5760" w:hanging="360"/>
+      </w:pPr>
+      <w:rPr>
+        <w:u w:val="none"/>
+      </w:rPr>
+    </w:lvl>
+    <w:lvl w:ilvl="8">
+      <w:start w:val="1"/>
+      <w:numFmt w:val="bullet"/>
+      <w:lvlText w:val="-"/>
+      <w:lvlJc w:val="left"/>
+      <w:pPr>
+        <w:ind w:left="6480" w:hanging="360"/>
+      </w:pPr>
+      <w:rPr>
+        <w:u w:val="none"/>
+      </w:rPr>
+    </w:lvl>
+  </w:abstractNum>
+  <w:abstractNum w:abstractNumId="7">
+    <w:lvl w:ilvl="0">
+      <w:start w:val="1"/>
+      <w:numFmt w:val="bullet"/>
+      <w:lvlText w:val="-"/>
+      <w:lvlJc w:val="left"/>
+      <w:pPr>
+        <w:ind w:left="720" w:hanging="360"/>
+      </w:pPr>
+      <w:rPr>
+        <w:u w:val="none"/>
+      </w:rPr>
+    </w:lvl>
+    <w:lvl w:ilvl="1">
+      <w:start w:val="1"/>
+      <w:numFmt w:val="bullet"/>
+      <w:lvlText w:val="-"/>
+      <w:lvlJc w:val="left"/>
+      <w:pPr>
+        <w:ind w:left="1440" w:hanging="360"/>
+      </w:pPr>
+      <w:rPr>
+        <w:u w:val="none"/>
+      </w:rPr>
+    </w:lvl>
+    <w:lvl w:ilvl="2">
+      <w:start w:val="1"/>
+      <w:numFmt w:val="bullet"/>
+      <w:lvlText w:val="-"/>
+      <w:lvlJc w:val="left"/>
+      <w:pPr>
+        <w:ind w:left="2160" w:hanging="360"/>
+      </w:pPr>
+      <w:rPr>
+        <w:u w:val="none"/>
+      </w:rPr>
+    </w:lvl>
+    <w:lvl w:ilvl="3">
+      <w:start w:val="1"/>
+      <w:numFmt w:val="bullet"/>
+      <w:lvlText w:val="-"/>
+      <w:lvlJc w:val="left"/>
+      <w:pPr>
+        <w:ind w:left="2880" w:hanging="360"/>
+      </w:pPr>
+      <w:rPr>
+        <w:u w:val="none"/>
+      </w:rPr>
+    </w:lvl>
+    <w:lvl w:ilvl="4">
+      <w:start w:val="1"/>
+      <w:numFmt w:val="bullet"/>
+      <w:lvlText w:val="-"/>
+      <w:lvlJc w:val="left"/>
+      <w:pPr>
+        <w:ind w:left="3600" w:hanging="360"/>
+      </w:pPr>
+      <w:rPr>
+        <w:u w:val="none"/>
+      </w:rPr>
+    </w:lvl>
+    <w:lvl w:ilvl="5">
+      <w:start w:val="1"/>
+      <w:numFmt w:val="bullet"/>
+      <w:lvlText w:val="-"/>
+      <w:lvlJc w:val="left"/>
+      <w:pPr>
+        <w:ind w:left="4320" w:hanging="360"/>
+      </w:pPr>
+      <w:rPr>
+        <w:u w:val="none"/>
+      </w:rPr>
+    </w:lvl>
+    <w:lvl w:ilvl="6">
+      <w:start w:val="1"/>
+      <w:numFmt w:val="bullet"/>
+      <w:lvlText w:val="-"/>
+      <w:lvlJc w:val="left"/>
+      <w:pPr>
+        <w:ind w:left="5040" w:hanging="360"/>
+      </w:pPr>
+      <w:rPr>
+        <w:u w:val="none"/>
+      </w:rPr>
+    </w:lvl>
+    <w:lvl w:ilvl="7">
+      <w:start w:val="1"/>
+      <w:numFmt w:val="bullet"/>
+      <w:lvlText w:val="-"/>
+      <w:lvlJc w:val="left"/>
+      <w:pPr>
+        <w:ind w:left="5760" w:hanging="360"/>
+      </w:pPr>
+      <w:rPr>
+        <w:u w:val="none"/>
+      </w:rPr>
+    </w:lvl>
+    <w:lvl w:ilvl="8">
+      <w:start w:val="1"/>
+      <w:numFmt w:val="bullet"/>
+      <w:lvlText w:val="-"/>
+      <w:lvlJc w:val="left"/>
+      <w:pPr>
+        <w:ind w:left="6480" w:hanging="360"/>
+      </w:pPr>
+      <w:rPr>
+        <w:u w:val="none"/>
+      </w:rPr>
+    </w:lvl>
+  </w:abstractNum>
+  <w:abstractNum w:abstractNumId="8">
     <w:lvl w:ilvl="0">
       <w:start w:val="1"/>
       <w:numFmt w:val="bullet"/>
@@ -1198,6 +1647,12 @@
   </w:num>
   <w:num w:numId="6">
     <w:abstractNumId w:val="6"/>
+  </w:num>
+  <w:num w:numId="7">
+    <w:abstractNumId w:val="7"/>
+  </w:num>
+  <w:num w:numId="8">
+    <w:abstractNumId w:val="8"/>
   </w:num>
 </w:numbering>
 </file>
